--- a/ActividadesJAVA/out/production/ActividadesCirinoITL---Estructura-de-Datos/Entregables/Actividad_32/TABLA COMPARATIVA DE TIEMPOS.docx
+++ b/ActividadesJAVA/out/production/ActividadesCirinoITL---Estructura-de-Datos/Entregables/Actividad_32/TABLA COMPARATIVA DE TIEMPOS.docx
@@ -22,7 +22,13 @@
           </w:tcPr>
           <w:p>
             <w:r>
-              <w:t>--- TABLA COMPARATIVA DE TIEMPOS ---</w:t>
+              <w:t>--- TABLA COMPARATIVA DE TIEMPOS</w:t>
+            </w:r>
+            <w:r>
+              <w:t xml:space="preserve"> (Archivos)</w:t>
+            </w:r>
+            <w:r>
+              <w:t xml:space="preserve"> ---</w:t>
             </w:r>
           </w:p>
           <w:p/>
@@ -45,7 +51,7 @@
           </w:tcPr>
           <w:p>
             <w:r>
-              <w:t>Secuencial</w:t>
+              <w:t>Mezcla Directa</w:t>
             </w:r>
           </w:p>
         </w:tc>
@@ -55,7 +61,7 @@
           </w:tcPr>
           <w:p>
             <w:r>
-              <w:t>Binaria</w:t>
+              <w:t>Mezcla Binaria</w:t>
             </w:r>
           </w:p>
         </w:tc>
@@ -77,7 +83,7 @@
           </w:tcPr>
           <w:p>
             <w:r>
-              <w:t xml:space="preserve">00:00:00.001    </w:t>
+              <w:t>00:00:15.296</w:t>
             </w:r>
           </w:p>
         </w:tc>
@@ -87,7 +93,7 @@
           </w:tcPr>
           <w:p>
             <w:r>
-              <w:t>00:00:00.001</w:t>
+              <w:t>00:00:00.346</w:t>
             </w:r>
           </w:p>
         </w:tc>
@@ -109,7 +115,7 @@
           </w:tcPr>
           <w:p>
             <w:r>
-              <w:t>00:00:06.678</w:t>
+              <w:t>00:00:17.158</w:t>
             </w:r>
           </w:p>
         </w:tc>
@@ -119,7 +125,7 @@
           </w:tcPr>
           <w:p>
             <w:r>
-              <w:t>00:00:00.000</w:t>
+              <w:t>00:00:16.523</w:t>
             </w:r>
           </w:p>
         </w:tc>
@@ -141,7 +147,7 @@
           </w:tcPr>
           <w:p>
             <w:r>
-              <w:t xml:space="preserve">00:00:18.528  </w:t>
+              <w:t>00:00:17.158</w:t>
             </w:r>
           </w:p>
         </w:tc>
@@ -151,7 +157,7 @@
           </w:tcPr>
           <w:p>
             <w:r>
-              <w:t>00:00:00.001</w:t>
+              <w:t>00:00:17.351</w:t>
             </w:r>
           </w:p>
         </w:tc>
@@ -164,7 +170,7 @@
           </w:tcPr>
           <w:p>
             <w:r>
-              <w:t>1x</w:t>
+              <w:t>100000</w:t>
             </w:r>
           </w:p>
         </w:tc>
